--- a/source/report.docx
+++ b/source/report.docx
@@ -241,26 +241,11 @@
           <w:rFonts w:hint="eastAsia"/>
         </w:rPr>
       </w:pPr>
-      <w:r>
-        <w:rPr>
-          <w:rFonts w:hint="eastAsia"/>
-        </w:rPr>
-        <w:t>{{</w:t>
-      </w:r>
       <w:proofErr w:type="spellStart"/>
       <w:r>
-        <w:rPr>
-          <w:rFonts w:hint="eastAsia"/>
-        </w:rPr>
-        <w:t>ph_rport</w:t>
+        <w:t>ph_report</w:t>
       </w:r>
       <w:proofErr w:type="spellEnd"/>
-      <w:r>
-        <w:rPr>
-          <w:rFonts w:hint="eastAsia"/>
-        </w:rPr>
-        <w:t>}}</w:t>
-      </w:r>
     </w:p>
     <w:p>
       <w:pPr>
@@ -1153,7 +1138,6 @@
   <w:style w:type="character" w:default="1" w:styleId="a0">
     <w:name w:val="Default Paragraph Font"/>
     <w:uiPriority w:val="1"/>
-    <w:semiHidden/>
     <w:unhideWhenUsed/>
   </w:style>
   <w:style w:type="table" w:default="1" w:styleId="a1">
